--- a/documents/Health_Policy/title_page_Health_Policy_EN.docx
+++ b/documents/Health_Policy/title_page_Health_Policy_EN.docx
@@ -62,7 +62,7 @@
           <w:i/>
           <w:sz w:val="24"/>
         </w:rPr>
-        <w:t>Word count (main text, excluding abstract, references, tables and figures): approximately 3144 words</w:t>
+        <w:t>Word count (main text, excluding abstract, references, tables and figures): approximately 3266 words</w:t>
       </w:r>
     </w:p>
     <w:p>

--- a/documents/Health_Policy/title_page_Health_Policy_EN.docx
+++ b/documents/Health_Policy/title_page_Health_Policy_EN.docx
@@ -62,7 +62,7 @@
           <w:i/>
           <w:sz w:val="24"/>
         </w:rPr>
-        <w:t>Word count (main text, excluding abstract, references, tables and figures): approximately 3266 words</w:t>
+        <w:t>Word count (main text, excluding abstract, references, tables and figures): approximately 3262 words</w:t>
       </w:r>
     </w:p>
     <w:p>

--- a/documents/Health_Policy/title_page_Health_Policy_EN.docx
+++ b/documents/Health_Policy/title_page_Health_Policy_EN.docx
@@ -62,7 +62,7 @@
           <w:i/>
           <w:sz w:val="24"/>
         </w:rPr>
-        <w:t>Word count (main text, excluding abstract, references, tables and figures): approximately 3262 words</w:t>
+        <w:t>Word count (main text, excluding abstract, references, tables and figures): approximately 3381 words</w:t>
       </w:r>
     </w:p>
     <w:p>
@@ -139,7 +139,7 @@
           <w:i w:val="0"/>
           <w:sz w:val="24"/>
         </w:rPr>
-        <w:t>Availability of data and materials: All data are publicly available. Standardised claim ratios: Cabinet Office Regional Variation Visualisation (https://www5.cao.go.jp/keizai-shimon/kaigi/special/reform/mieruka/). Physician statistics: e-Stat (https://www.e-stat.go.jp). Geographic boundary data: National Land Numerical Information (https://nlftp.mlit.go.jp). Derived datasets and analysis code are available from the corresponding author on reasonable request.</w:t>
+        <w:t>Availability of data and materials: All data are publicly available. Standardised claim ratios: Cabinet Office Regional Variation Visualisation (https://www5.cao.go.jp/keizai-shimon/kaigi/special/reform/mieruka/). Physician statistics: e-Stat (https://www.e-stat.go.jp). Geographic boundary data: National Land Numerical Information (https://nlftp.mlit.go.jp). Derived datasets and analysis code are available at https://github.com/bougtoir/anesthesia_variation_335_region and will be archived on Zenodo with a citable DOI upon acceptance.</w:t>
       </w:r>
     </w:p>
     <w:p>

--- a/documents/Health_Policy/title_page_Health_Policy_EN.docx
+++ b/documents/Health_Policy/title_page_Health_Policy_EN.docx
@@ -139,7 +139,7 @@
           <w:i w:val="0"/>
           <w:sz w:val="24"/>
         </w:rPr>
-        <w:t>Availability of data and materials: All data are publicly available. Standardised claim ratios: Cabinet Office Regional Variation Visualisation (https://www5.cao.go.jp/keizai-shimon/kaigi/special/reform/mieruka/). Physician statistics: e-Stat (https://www.e-stat.go.jp). Geographic boundary data: National Land Numerical Information (https://nlftp.mlit.go.jp). Derived datasets and analysis code are available at https://github.com/bougtoir/anesthesia_variation_335_region and will be archived on Zenodo with a citable DOI upon acceptance.</w:t>
+        <w:t>Availability of data and materials: All data are publicly available. Standardised claim ratios: Cabinet Office Regional Variation Visualisation (https://www5.cao.go.jp/keizai-shimon/kaigi/special/reform/mieruka/). Physician statistics: e-Stat (https://www.e-stat.go.jp). Geographic boundary data: National Land Numerical Information (https://nlftp.mlit.go.jp). Derived datasets and analysis code are available at https://github.com/bougtoir/anesthesia_variation_335_region and archived on Zenodo (https://doi.org/10.5281/zenodo.21912042).</w:t>
       </w:r>
     </w:p>
     <w:p>

--- a/documents/Health_Policy/title_page_Health_Policy_EN.docx
+++ b/documents/Health_Policy/title_page_Health_Policy_EN.docx
@@ -62,7 +62,7 @@
           <w:i/>
           <w:sz w:val="24"/>
         </w:rPr>
-        <w:t>Word count (main text, excluding abstract, references, tables and figures): approximately 3381 words</w:t>
+        <w:t>Word count (main text, excluding abstract, references, tables and figures): approximately 3359 words</w:t>
       </w:r>
     </w:p>
     <w:p>

--- a/documents/Health_Policy/title_page_Health_Policy_EN.docx
+++ b/documents/Health_Policy/title_page_Health_Policy_EN.docx
@@ -62,7 +62,7 @@
           <w:i/>
           <w:sz w:val="24"/>
         </w:rPr>
-        <w:t>Word count (main text, excluding abstract, references, tables and figures): approximately 3359 words</w:t>
+        <w:t>Word count (main text, excluding abstract, references, tables and figures): approximately 3428 words</w:t>
       </w:r>
     </w:p>
     <w:p>

--- a/documents/Health_Policy/title_page_Health_Policy_EN.docx
+++ b/documents/Health_Policy/title_page_Health_Policy_EN.docx
@@ -62,7 +62,7 @@
           <w:i/>
           <w:sz w:val="24"/>
         </w:rPr>
-        <w:t>Word count (main text, excluding abstract, references, tables and figures): approximately 3428 words</w:t>
+        <w:t>Word count (main text, excluding abstract, references, tables and figures): approximately 3432 words</w:t>
       </w:r>
     </w:p>
     <w:p>
